--- a/flow/20230927_hours/drafts/2026-04-g/22.04.docx
+++ b/flow/20230927_hours/drafts/2026-04-g/22.04.docx
@@ -1542,7 +1542,7 @@
           <w:color w:val="FF4400"/>
           <w:sz w:val="24"/>
         </w:rPr>
-        <w:t>Кондак (г. 8):</w:t>
+        <w:t xml:space="preserve">Кондак (г. 2): </w:t>
       </w:r>
       <w:r>
         <w:rPr>
@@ -1550,15 +1550,7 @@
           <w:color w:val="000000"/>
           <w:sz w:val="24"/>
         </w:rPr>
-        <w:t xml:space="preserve"> </w:t>
-      </w:r>
-      <w:r>
-        <w:rPr>
-          <w:rFonts w:ascii="Times New Roman" w:hAnsi="Times New Roman"/>
-          <w:color w:val="000000"/>
-          <w:sz w:val="24"/>
-        </w:rPr>
-        <w:t>Lorem ipsum</w:t>
+        <w:t>Ра́дуватися мироно́сицям повелі́в Ти,* плач прама́тері Є́ви втихомири́в Ти воскресі́нням Твої́м, Хри́сте Бо́же,* апо́столам же Твої́м пропові́дувати повелі́в Ти:* Спас воскре́с із гро́бу.</w:t>
       </w:r>
     </w:p>
     <w:p>
@@ -5776,7 +5768,7 @@
           <w:color w:val="000000"/>
           <w:sz w:val="24"/>
         </w:rPr>
-        <w:t>нгел</w:t>
+        <w:t>нгел при гро</w:t>
       </w:r>
       <w:r>
         <w:rPr>
@@ -5784,7 +5776,7 @@
           <w:color w:val="000000"/>
           <w:sz w:val="24"/>
         </w:rPr>
-        <w:t xml:space="preserve"> при </w:t>
+        <w:t>́</w:t>
       </w:r>
       <w:r>
         <w:rPr>
@@ -5792,7 +5784,7 @@
           <w:color w:val="000000"/>
           <w:sz w:val="24"/>
         </w:rPr>
-        <w:t>гро</w:t>
+        <w:t>бі з'яви</w:t>
       </w:r>
       <w:r>
         <w:rPr>
@@ -5808,7 +5800,7 @@
           <w:color w:val="000000"/>
           <w:sz w:val="24"/>
         </w:rPr>
-        <w:t>бі</w:t>
+        <w:t>вся жінка</w:t>
       </w:r>
       <w:r>
         <w:rPr>
@@ -5816,7 +5808,7 @@
           <w:color w:val="000000"/>
           <w:sz w:val="24"/>
         </w:rPr>
-        <w:t xml:space="preserve"> </w:t>
+        <w:t>́</w:t>
       </w:r>
       <w:r>
         <w:rPr>
@@ -5824,7 +5816,7 @@
           <w:color w:val="000000"/>
           <w:sz w:val="24"/>
         </w:rPr>
-        <w:t>з'яви</w:t>
+        <w:t>м мироно</w:t>
       </w:r>
       <w:r>
         <w:rPr>
@@ -5840,7 +5832,7 @@
           <w:color w:val="000000"/>
           <w:sz w:val="24"/>
         </w:rPr>
-        <w:t>вся</w:t>
+        <w:t>сицям* і кли</w:t>
       </w:r>
       <w:r>
         <w:rPr>
@@ -5848,7 +5840,7 @@
           <w:color w:val="000000"/>
           <w:sz w:val="24"/>
         </w:rPr>
-        <w:t xml:space="preserve"> </w:t>
+        <w:t>́</w:t>
       </w:r>
       <w:r>
         <w:rPr>
@@ -5856,7 +5848,7 @@
           <w:color w:val="000000"/>
           <w:sz w:val="24"/>
         </w:rPr>
-        <w:t>жінка</w:t>
+        <w:t>кнув: Ми</w:t>
       </w:r>
       <w:r>
         <w:rPr>
@@ -5872,7 +5864,7 @@
           <w:color w:val="000000"/>
           <w:sz w:val="24"/>
         </w:rPr>
-        <w:t>м</w:t>
+        <w:t>ро нале</w:t>
       </w:r>
       <w:r>
         <w:rPr>
@@ -5880,7 +5872,7 @@
           <w:color w:val="000000"/>
           <w:sz w:val="24"/>
         </w:rPr>
-        <w:t xml:space="preserve"> </w:t>
+        <w:t>́</w:t>
       </w:r>
       <w:r>
         <w:rPr>
@@ -5888,7 +5880,7 @@
           <w:color w:val="000000"/>
           <w:sz w:val="24"/>
         </w:rPr>
-        <w:t>мироно</w:t>
+        <w:t>жить мерця</w:t>
       </w:r>
       <w:r>
         <w:rPr>
@@ -5904,7 +5896,7 @@
           <w:color w:val="000000"/>
           <w:sz w:val="24"/>
         </w:rPr>
-        <w:t>сицям</w:t>
+        <w:t>м,* а Христо</w:t>
       </w:r>
       <w:r>
         <w:rPr>
@@ -5912,7 +5904,7 @@
           <w:color w:val="000000"/>
           <w:sz w:val="24"/>
         </w:rPr>
-        <w:t xml:space="preserve">* і </w:t>
+        <w:t>́</w:t>
       </w:r>
       <w:r>
         <w:rPr>
@@ -5920,7 +5912,7 @@
           <w:color w:val="000000"/>
           <w:sz w:val="24"/>
         </w:rPr>
-        <w:t>кли</w:t>
+        <w:t>с не зна</w:t>
       </w:r>
       <w:r>
         <w:rPr>
@@ -5936,7 +5928,7 @@
           <w:color w:val="000000"/>
           <w:sz w:val="24"/>
         </w:rPr>
-        <w:t>кнув</w:t>
+        <w:t>є тлі</w:t>
       </w:r>
       <w:r>
         <w:rPr>
@@ -5944,7 +5936,7 @@
           <w:color w:val="000000"/>
           <w:sz w:val="24"/>
         </w:rPr>
-        <w:t xml:space="preserve">: </w:t>
+        <w:t>́</w:t>
       </w:r>
       <w:r>
         <w:rPr>
@@ -5952,7 +5944,7 @@
           <w:color w:val="000000"/>
           <w:sz w:val="24"/>
         </w:rPr>
-        <w:t>Ми</w:t>
+        <w:t>нности!* Тому</w:t>
       </w:r>
       <w:r>
         <w:rPr>
@@ -5968,7 +5960,7 @@
           <w:color w:val="000000"/>
           <w:sz w:val="24"/>
         </w:rPr>
-        <w:t>ро</w:t>
+        <w:t xml:space="preserve"> кли</w:t>
       </w:r>
       <w:r>
         <w:rPr>
@@ -5976,7 +5968,7 @@
           <w:color w:val="000000"/>
           <w:sz w:val="24"/>
         </w:rPr>
-        <w:t xml:space="preserve"> </w:t>
+        <w:t>́</w:t>
       </w:r>
       <w:r>
         <w:rPr>
@@ -5984,7 +5976,7 @@
           <w:color w:val="000000"/>
           <w:sz w:val="24"/>
         </w:rPr>
-        <w:t>нале</w:t>
+        <w:t>чте: Воскре</w:t>
       </w:r>
       <w:r>
         <w:rPr>
@@ -6000,7 +5992,7 @@
           <w:color w:val="000000"/>
           <w:sz w:val="24"/>
         </w:rPr>
-        <w:t>жить</w:t>
+        <w:t>с Госпо</w:t>
       </w:r>
       <w:r>
         <w:rPr>
@@ -6008,7 +6000,7 @@
           <w:color w:val="000000"/>
           <w:sz w:val="24"/>
         </w:rPr>
-        <w:t xml:space="preserve"> </w:t>
+        <w:t>́</w:t>
       </w:r>
       <w:r>
         <w:rPr>
@@ -6016,7 +6008,7 @@
           <w:color w:val="000000"/>
           <w:sz w:val="24"/>
         </w:rPr>
-        <w:t>мерця</w:t>
+        <w:t>дь,* що подає</w:t>
       </w:r>
       <w:r>
         <w:rPr>
@@ -6032,7 +6024,7 @@
           <w:color w:val="000000"/>
           <w:sz w:val="24"/>
         </w:rPr>
-        <w:t>м</w:t>
+        <w:t xml:space="preserve"> сві</w:t>
       </w:r>
       <w:r>
         <w:rPr>
@@ -6040,7 +6032,7 @@
           <w:color w:val="000000"/>
           <w:sz w:val="24"/>
         </w:rPr>
-        <w:t>,*</w:t>
+        <w:t>́</w:t>
       </w:r>
       <w:r>
         <w:rPr>
@@ -6048,7 +6040,7 @@
           <w:color w:val="000000"/>
           <w:sz w:val="24"/>
         </w:rPr>
-        <w:t xml:space="preserve"> а </w:t>
+        <w:t>тові вели</w:t>
       </w:r>
       <w:r>
         <w:rPr>
@@ -6056,7 +6048,7 @@
           <w:color w:val="000000"/>
           <w:sz w:val="24"/>
         </w:rPr>
-        <w:t>Христо</w:t>
+        <w:t>́</w:t>
       </w:r>
       <w:r>
         <w:rPr>
@@ -6064,6 +6056,14 @@
           <w:color w:val="000000"/>
           <w:sz w:val="24"/>
         </w:rPr>
+        <w:t>ку ми</w:t>
+      </w:r>
+      <w:r>
+        <w:rPr>
+          <w:rFonts w:ascii="Times New Roman" w:hAnsi="Times New Roman"/>
+          <w:color w:val="000000"/>
+          <w:sz w:val="24"/>
+        </w:rPr>
         <w:t>́</w:t>
       </w:r>
       <w:r>
@@ -6072,7 +6072,293 @@
           <w:color w:val="000000"/>
           <w:sz w:val="24"/>
         </w:rPr>
-        <w:t>с</w:t>
+        <w:t>лість.</w:t>
+      </w:r>
+    </w:p>
+    <w:p>
+      <w:pPr>
+        <w:spacing w:line="240" w:lineRule="auto"/>
+        <w:rPr>
+          <w:rFonts w:ascii="Times New Roman" w:hAnsi="Times New Roman"/>
+          <w:sz w:val="24"/>
+        </w:rPr>
+      </w:pPr>
+      <w:r>
+        <w:rPr>
+          <w:rFonts w:ascii="Times New Roman" w:hAnsi="Times New Roman"/>
+          <w:sz w:val="24"/>
+        </w:rPr>
+        <w:t>І нині, і повсякчас, і на віки вічні. Амінь.</w:t>
+      </w:r>
+    </w:p>
+    <w:p>
+      <w:pPr>
+        <w:spacing w:line="240" w:lineRule="auto"/>
+        <w:rPr>
+          <w:rFonts w:ascii="Times New Roman" w:hAnsi="Times New Roman"/>
+          <w:sz w:val="24"/>
+        </w:rPr>
+      </w:pPr>
+      <w:r>
+        <w:rPr>
+          <w:rFonts w:ascii="Times New Roman" w:hAnsi="Times New Roman"/>
+          <w:sz w:val="24"/>
+        </w:rPr>
+        <w:t>Тому, що не маємо сміливости задля великих гріхів наших,* ти, Богородице Діво, Народженого від тебе благай,* бо вельми могутня молитва Матері до милосердя Владики.* Не погордуй благаннями грішних, Всечиста,* бо милостивий і спасти може той,* хто й страждати за нас ізволив.</w:t>
+      </w:r>
+    </w:p>
+    <w:p>
+      <w:pPr>
+        <w:spacing w:line="240" w:lineRule="auto"/>
+        <w:jc w:val="center"/>
+        <w:rPr>
+          <w:rFonts w:ascii="Times New Roman" w:hAnsi="Times New Roman"/>
+          <w:i/>
+          <w:color w:val="FF0000"/>
+          <w:sz w:val="24"/>
+        </w:rPr>
+      </w:pPr>
+      <w:r>
+        <w:rPr>
+          <w:rFonts w:ascii="Times New Roman" w:hAnsi="Times New Roman"/>
+          <w:i/>
+          <w:color w:val="FF0000"/>
+          <w:sz w:val="24"/>
+        </w:rPr>
+        <w:t>*****</w:t>
+      </w:r>
+    </w:p>
+    <w:p>
+      <w:pPr>
+        <w:spacing w:line="240" w:lineRule="auto"/>
+        <w:rPr>
+          <w:rFonts w:ascii="Times New Roman" w:hAnsi="Times New Roman"/>
+          <w:sz w:val="24"/>
+        </w:rPr>
+      </w:pPr>
+      <w:r>
+        <w:rPr>
+          <w:rFonts w:ascii="Times New Roman" w:hAnsi="Times New Roman"/>
+          <w:sz w:val="24"/>
+        </w:rPr>
+        <w:t>Негайно пошли нам щедроти твої, Господи,* бо зубожіли дуже ми.* Поможи нам, Боже, Спасителю наш,* задля слави імени твого. Господи, визволь нас* і очисти гріхи наші задля імени твого.</w:t>
+      </w:r>
+      <w:r>
+        <w:rPr>
+          <w:rFonts w:ascii="Times New Roman" w:hAnsi="Times New Roman"/>
+          <w:i/>
+          <w:color w:val="FF0000"/>
+          <w:sz w:val="24"/>
+        </w:rPr>
+        <w:t xml:space="preserve"> (Пс. 78:8-9)</w:t>
+      </w:r>
+    </w:p>
+    <w:p>
+      <w:pPr>
+        <w:spacing w:line="240" w:lineRule="auto"/>
+        <w:jc w:val="center"/>
+        <w:rPr>
+          <w:rFonts w:ascii="Times New Roman" w:hAnsi="Times New Roman"/>
+          <w:sz w:val="24"/>
+        </w:rPr>
+      </w:pPr>
+      <w:r>
+        <w:rPr>
+          <w:rFonts w:ascii="Times New Roman" w:hAnsi="Times New Roman"/>
+          <w:i/>
+          <w:color w:val="FF0000"/>
+          <w:sz w:val="24"/>
+        </w:rPr>
+        <w:t>*****</w:t>
+      </w:r>
+    </w:p>
+    <w:p>
+      <w:pPr>
+        <w:spacing w:line="240" w:lineRule="auto"/>
+        <w:rPr>
+          <w:rFonts w:ascii="Times New Roman" w:hAnsi="Times New Roman"/>
+          <w:sz w:val="24"/>
+        </w:rPr>
+      </w:pPr>
+      <w:r>
+        <w:rPr>
+          <w:rFonts w:ascii="Times New Roman" w:hAnsi="Times New Roman"/>
+          <w:sz w:val="24"/>
+        </w:rPr>
+        <w:t xml:space="preserve">Святий Боже, святий Кріпкий, святий Безсмертний, помилуй нас </w:t>
+      </w:r>
+      <w:r>
+        <w:rPr>
+          <w:rFonts w:ascii="Times New Roman" w:hAnsi="Times New Roman"/>
+          <w:i/>
+          <w:color w:val="FF0000"/>
+          <w:sz w:val="24"/>
+        </w:rPr>
+        <w:t>(3 р.)</w:t>
+      </w:r>
+      <w:r>
+        <w:rPr>
+          <w:rFonts w:ascii="Times New Roman" w:hAnsi="Times New Roman"/>
+          <w:sz w:val="24"/>
+        </w:rPr>
+        <w:t>.</w:t>
+      </w:r>
+    </w:p>
+    <w:p>
+      <w:pPr>
+        <w:spacing w:line="240" w:lineRule="auto"/>
+        <w:rPr>
+          <w:rFonts w:ascii="Times New Roman" w:hAnsi="Times New Roman"/>
+          <w:sz w:val="24"/>
+        </w:rPr>
+      </w:pPr>
+      <w:r>
+        <w:rPr>
+          <w:rFonts w:ascii="Times New Roman" w:hAnsi="Times New Roman"/>
+          <w:sz w:val="24"/>
+        </w:rPr>
+        <w:t>Слава Отцю, і Сину, і Святому Духові,* і нині, і повсякчас, і на віки вічні. Амінь.</w:t>
+      </w:r>
+    </w:p>
+    <w:p>
+      <w:pPr>
+        <w:spacing w:line="240" w:lineRule="auto"/>
+        <w:rPr>
+          <w:rFonts w:ascii="Times New Roman" w:hAnsi="Times New Roman"/>
+          <w:sz w:val="24"/>
+        </w:rPr>
+      </w:pPr>
+      <w:r>
+        <w:rPr>
+          <w:rFonts w:ascii="Times New Roman" w:hAnsi="Times New Roman"/>
+          <w:sz w:val="24"/>
+        </w:rPr>
+        <w:t>Пресвята Тройце, помилуй нас;* Господи, очисти гріхи наші;* Владико, прости беззаконня наші;* Святий, завітай і зціли немочі наші імени твого ради.</w:t>
+      </w:r>
+    </w:p>
+    <w:p>
+      <w:pPr>
+        <w:spacing w:line="240" w:lineRule="auto"/>
+        <w:rPr>
+          <w:rFonts w:ascii="Times New Roman" w:hAnsi="Times New Roman"/>
+          <w:sz w:val="24"/>
+        </w:rPr>
+      </w:pPr>
+      <w:r>
+        <w:rPr>
+          <w:rFonts w:ascii="Times New Roman" w:hAnsi="Times New Roman"/>
+          <w:sz w:val="24"/>
+        </w:rPr>
+        <w:t xml:space="preserve">Господи, помилуй </w:t>
+      </w:r>
+      <w:r>
+        <w:rPr>
+          <w:rFonts w:ascii="Times New Roman" w:hAnsi="Times New Roman"/>
+          <w:i/>
+          <w:color w:val="FF0000"/>
+          <w:sz w:val="24"/>
+        </w:rPr>
+        <w:t>(3 р.)</w:t>
+      </w:r>
+      <w:r>
+        <w:rPr>
+          <w:rFonts w:ascii="Times New Roman" w:hAnsi="Times New Roman"/>
+          <w:sz w:val="24"/>
+        </w:rPr>
+        <w:t>.</w:t>
+      </w:r>
+    </w:p>
+    <w:p>
+      <w:pPr>
+        <w:spacing w:line="240" w:lineRule="auto"/>
+        <w:rPr>
+          <w:rFonts w:ascii="Times New Roman" w:hAnsi="Times New Roman"/>
+          <w:sz w:val="24"/>
+        </w:rPr>
+      </w:pPr>
+      <w:r>
+        <w:rPr>
+          <w:rFonts w:ascii="Times New Roman" w:hAnsi="Times New Roman"/>
+          <w:sz w:val="24"/>
+        </w:rPr>
+        <w:t>Слава Отцю, і Сину, і Святому Духові,* і нині, і повсякчас, і на віки вічні. Амінь.</w:t>
+      </w:r>
+    </w:p>
+    <w:p>
+      <w:pPr>
+        <w:spacing w:line="240" w:lineRule="auto"/>
+        <w:rPr>
+          <w:rFonts w:ascii="Times New Roman" w:hAnsi="Times New Roman"/>
+          <w:sz w:val="24"/>
+        </w:rPr>
+      </w:pPr>
+      <w:r>
+        <w:rPr>
+          <w:rFonts w:ascii="Times New Roman" w:hAnsi="Times New Roman"/>
+          <w:sz w:val="24"/>
+        </w:rPr>
+        <w:t>Отче наш, що єси на небесах,* нехай святиться ім’я твоє,* нехай прийде царство твоє,* нехай буде воля твоя, як на небі, так і на землі.* Хліб наш насущний дай нам сьогодні,* і прости нам провини наші,* як і ми прощаємо винуватцям нашим,* і не введи нас у спокусу,* але визволи нас від лукавого.</w:t>
+      </w:r>
+    </w:p>
+    <w:p>
+      <w:pPr>
+        <w:spacing w:line="240" w:lineRule="auto"/>
+        <w:rPr>
+          <w:rFonts w:ascii="Times New Roman" w:hAnsi="Times New Roman"/>
+          <w:sz w:val="24"/>
+        </w:rPr>
+      </w:pPr>
+      <w:r>
+        <w:rPr>
+          <w:rFonts w:ascii="Times New Roman" w:hAnsi="Times New Roman"/>
+          <w:i/>
+          <w:color w:val="FF0000"/>
+          <w:sz w:val="24"/>
+        </w:rPr>
+        <w:t xml:space="preserve">Священик: </w:t>
+      </w:r>
+      <w:r>
+        <w:rPr>
+          <w:rFonts w:ascii="Times New Roman" w:hAnsi="Times New Roman"/>
+          <w:sz w:val="24"/>
+        </w:rPr>
+        <w:t>Бо твоє є царство, і сила, і слава, Отця, і Сина, і Святого Духа, нині і повсякчас, і на віки вічні.</w:t>
+      </w:r>
+    </w:p>
+    <w:p>
+      <w:pPr>
+        <w:spacing w:line="240" w:lineRule="auto"/>
+        <w:rPr>
+          <w:rFonts w:ascii="Times New Roman" w:hAnsi="Times New Roman"/>
+          <w:sz w:val="24"/>
+        </w:rPr>
+      </w:pPr>
+      <w:r>
+        <w:rPr>
+          <w:rFonts w:ascii="Times New Roman" w:hAnsi="Times New Roman"/>
+          <w:i/>
+          <w:color w:val="FF0000"/>
+          <w:sz w:val="24"/>
+        </w:rPr>
+        <w:t xml:space="preserve">Вірні: </w:t>
+      </w:r>
+      <w:r>
+        <w:rPr>
+          <w:rFonts w:ascii="Times New Roman" w:hAnsi="Times New Roman"/>
+          <w:sz w:val="24"/>
+        </w:rPr>
+        <w:t>Амінь.</w:t>
+      </w:r>
+    </w:p>
+    <w:p>
+      <w:r>
+        <w:rPr>
+          <w:rFonts w:ascii="Times New Roman" w:hAnsi="Times New Roman"/>
+          <w:i/>
+          <w:color w:val="FF4400"/>
+          <w:sz w:val="24"/>
+        </w:rPr>
+        <w:t xml:space="preserve">Кондак (г. 2): </w:t>
       </w:r>
       <w:r>
         <w:rPr>
@@ -6080,597 +6366,7 @@
           <w:color w:val="000000"/>
           <w:sz w:val="24"/>
         </w:rPr>
-        <w:t xml:space="preserve"> не </w:t>
-      </w:r>
-      <w:r>
-        <w:rPr>
-          <w:rFonts w:ascii="Times New Roman" w:hAnsi="Times New Roman"/>
-          <w:color w:val="000000"/>
-          <w:sz w:val="24"/>
-        </w:rPr>
-        <w:t>зна</w:t>
-      </w:r>
-      <w:r>
-        <w:rPr>
-          <w:rFonts w:ascii="Times New Roman" w:hAnsi="Times New Roman"/>
-          <w:color w:val="000000"/>
-          <w:sz w:val="24"/>
-        </w:rPr>
-        <w:t>́</w:t>
-      </w:r>
-      <w:r>
-        <w:rPr>
-          <w:rFonts w:ascii="Times New Roman" w:hAnsi="Times New Roman"/>
-          <w:color w:val="000000"/>
-          <w:sz w:val="24"/>
-        </w:rPr>
-        <w:t>є</w:t>
-      </w:r>
-      <w:r>
-        <w:rPr>
-          <w:rFonts w:ascii="Times New Roman" w:hAnsi="Times New Roman"/>
-          <w:color w:val="000000"/>
-          <w:sz w:val="24"/>
-        </w:rPr>
-        <w:t xml:space="preserve"> </w:t>
-      </w:r>
-      <w:r>
-        <w:rPr>
-          <w:rFonts w:ascii="Times New Roman" w:hAnsi="Times New Roman"/>
-          <w:color w:val="000000"/>
-          <w:sz w:val="24"/>
-        </w:rPr>
-        <w:t>тлі</w:t>
-      </w:r>
-      <w:r>
-        <w:rPr>
-          <w:rFonts w:ascii="Times New Roman" w:hAnsi="Times New Roman"/>
-          <w:color w:val="000000"/>
-          <w:sz w:val="24"/>
-        </w:rPr>
-        <w:t>́</w:t>
-      </w:r>
-      <w:r>
-        <w:rPr>
-          <w:rFonts w:ascii="Times New Roman" w:hAnsi="Times New Roman"/>
-          <w:color w:val="000000"/>
-          <w:sz w:val="24"/>
-        </w:rPr>
-        <w:t>нности</w:t>
-      </w:r>
-      <w:r>
-        <w:rPr>
-          <w:rFonts w:ascii="Times New Roman" w:hAnsi="Times New Roman"/>
-          <w:color w:val="000000"/>
-          <w:sz w:val="24"/>
-        </w:rPr>
-        <w:t>!* Тому</w:t>
-      </w:r>
-      <w:r>
-        <w:rPr>
-          <w:rFonts w:ascii="Times New Roman" w:hAnsi="Times New Roman"/>
-          <w:color w:val="000000"/>
-          <w:sz w:val="24"/>
-        </w:rPr>
-        <w:t>́</w:t>
-      </w:r>
-      <w:r>
-        <w:rPr>
-          <w:rFonts w:ascii="Times New Roman" w:hAnsi="Times New Roman"/>
-          <w:color w:val="000000"/>
-          <w:sz w:val="24"/>
-        </w:rPr>
-        <w:t xml:space="preserve"> </w:t>
-      </w:r>
-      <w:r>
-        <w:rPr>
-          <w:rFonts w:ascii="Times New Roman" w:hAnsi="Times New Roman"/>
-          <w:color w:val="000000"/>
-          <w:sz w:val="24"/>
-        </w:rPr>
-        <w:t>кли</w:t>
-      </w:r>
-      <w:r>
-        <w:rPr>
-          <w:rFonts w:ascii="Times New Roman" w:hAnsi="Times New Roman"/>
-          <w:color w:val="000000"/>
-          <w:sz w:val="24"/>
-        </w:rPr>
-        <w:t>́</w:t>
-      </w:r>
-      <w:r>
-        <w:rPr>
-          <w:rFonts w:ascii="Times New Roman" w:hAnsi="Times New Roman"/>
-          <w:color w:val="000000"/>
-          <w:sz w:val="24"/>
-        </w:rPr>
-        <w:t>чте</w:t>
-      </w:r>
-      <w:r>
-        <w:rPr>
-          <w:rFonts w:ascii="Times New Roman" w:hAnsi="Times New Roman"/>
-          <w:color w:val="000000"/>
-          <w:sz w:val="24"/>
-        </w:rPr>
-        <w:t xml:space="preserve">: </w:t>
-      </w:r>
-      <w:r>
-        <w:rPr>
-          <w:rFonts w:ascii="Times New Roman" w:hAnsi="Times New Roman"/>
-          <w:color w:val="000000"/>
-          <w:sz w:val="24"/>
-        </w:rPr>
-        <w:t>Воскре</w:t>
-      </w:r>
-      <w:r>
-        <w:rPr>
-          <w:rFonts w:ascii="Times New Roman" w:hAnsi="Times New Roman"/>
-          <w:color w:val="000000"/>
-          <w:sz w:val="24"/>
-        </w:rPr>
-        <w:t>́</w:t>
-      </w:r>
-      <w:r>
-        <w:rPr>
-          <w:rFonts w:ascii="Times New Roman" w:hAnsi="Times New Roman"/>
-          <w:color w:val="000000"/>
-          <w:sz w:val="24"/>
-        </w:rPr>
-        <w:t>с</w:t>
-      </w:r>
-      <w:r>
-        <w:rPr>
-          <w:rFonts w:ascii="Times New Roman" w:hAnsi="Times New Roman"/>
-          <w:color w:val="000000"/>
-          <w:sz w:val="24"/>
-        </w:rPr>
-        <w:t xml:space="preserve"> </w:t>
-      </w:r>
-      <w:r>
-        <w:rPr>
-          <w:rFonts w:ascii="Times New Roman" w:hAnsi="Times New Roman"/>
-          <w:color w:val="000000"/>
-          <w:sz w:val="24"/>
-        </w:rPr>
-        <w:t>Госпо</w:t>
-      </w:r>
-      <w:r>
-        <w:rPr>
-          <w:rFonts w:ascii="Times New Roman" w:hAnsi="Times New Roman"/>
-          <w:color w:val="000000"/>
-          <w:sz w:val="24"/>
-        </w:rPr>
-        <w:t>́</w:t>
-      </w:r>
-      <w:r>
-        <w:rPr>
-          <w:rFonts w:ascii="Times New Roman" w:hAnsi="Times New Roman"/>
-          <w:color w:val="000000"/>
-          <w:sz w:val="24"/>
-        </w:rPr>
-        <w:t>дь</w:t>
-      </w:r>
-      <w:r>
-        <w:rPr>
-          <w:rFonts w:ascii="Times New Roman" w:hAnsi="Times New Roman"/>
-          <w:color w:val="000000"/>
-          <w:sz w:val="24"/>
-        </w:rPr>
-        <w:t>,* що подає</w:t>
-      </w:r>
-      <w:r>
-        <w:rPr>
-          <w:rFonts w:ascii="Times New Roman" w:hAnsi="Times New Roman"/>
-          <w:color w:val="000000"/>
-          <w:sz w:val="24"/>
-        </w:rPr>
-        <w:t>́</w:t>
-      </w:r>
-      <w:r>
-        <w:rPr>
-          <w:rFonts w:ascii="Times New Roman" w:hAnsi="Times New Roman"/>
-          <w:color w:val="000000"/>
-          <w:sz w:val="24"/>
-        </w:rPr>
-        <w:t xml:space="preserve"> </w:t>
-      </w:r>
-      <w:r>
-        <w:rPr>
-          <w:rFonts w:ascii="Times New Roman" w:hAnsi="Times New Roman"/>
-          <w:color w:val="000000"/>
-          <w:sz w:val="24"/>
-        </w:rPr>
-        <w:t>сві</w:t>
-      </w:r>
-      <w:r>
-        <w:rPr>
-          <w:rFonts w:ascii="Times New Roman" w:hAnsi="Times New Roman"/>
-          <w:color w:val="000000"/>
-          <w:sz w:val="24"/>
-        </w:rPr>
-        <w:t>́</w:t>
-      </w:r>
-      <w:r>
-        <w:rPr>
-          <w:rFonts w:ascii="Times New Roman" w:hAnsi="Times New Roman"/>
-          <w:color w:val="000000"/>
-          <w:sz w:val="24"/>
-        </w:rPr>
-        <w:t>тові</w:t>
-      </w:r>
-      <w:r>
-        <w:rPr>
-          <w:rFonts w:ascii="Times New Roman" w:hAnsi="Times New Roman"/>
-          <w:color w:val="000000"/>
-          <w:sz w:val="24"/>
-        </w:rPr>
-        <w:t xml:space="preserve"> </w:t>
-      </w:r>
-      <w:r>
-        <w:rPr>
-          <w:rFonts w:ascii="Times New Roman" w:hAnsi="Times New Roman"/>
-          <w:color w:val="000000"/>
-          <w:sz w:val="24"/>
-        </w:rPr>
-        <w:t>вели</w:t>
-      </w:r>
-      <w:r>
-        <w:rPr>
-          <w:rFonts w:ascii="Times New Roman" w:hAnsi="Times New Roman"/>
-          <w:color w:val="000000"/>
-          <w:sz w:val="24"/>
-        </w:rPr>
-        <w:t>́</w:t>
-      </w:r>
-      <w:r>
-        <w:rPr>
-          <w:rFonts w:ascii="Times New Roman" w:hAnsi="Times New Roman"/>
-          <w:color w:val="000000"/>
-          <w:sz w:val="24"/>
-        </w:rPr>
-        <w:t>ку</w:t>
-      </w:r>
-      <w:r>
-        <w:rPr>
-          <w:rFonts w:ascii="Times New Roman" w:hAnsi="Times New Roman"/>
-          <w:color w:val="000000"/>
-          <w:sz w:val="24"/>
-        </w:rPr>
-        <w:t xml:space="preserve"> </w:t>
-      </w:r>
-      <w:r>
-        <w:rPr>
-          <w:rFonts w:ascii="Times New Roman" w:hAnsi="Times New Roman"/>
-          <w:color w:val="000000"/>
-          <w:sz w:val="24"/>
-        </w:rPr>
-        <w:t>ми</w:t>
-      </w:r>
-      <w:r>
-        <w:rPr>
-          <w:rFonts w:ascii="Times New Roman" w:hAnsi="Times New Roman"/>
-          <w:color w:val="000000"/>
-          <w:sz w:val="24"/>
-        </w:rPr>
-        <w:t>́</w:t>
-      </w:r>
-      <w:r>
-        <w:rPr>
-          <w:rFonts w:ascii="Times New Roman" w:hAnsi="Times New Roman"/>
-          <w:color w:val="000000"/>
-          <w:sz w:val="24"/>
-        </w:rPr>
-        <w:t>лість</w:t>
-      </w:r>
-      <w:r>
-        <w:rPr>
-          <w:rFonts w:ascii="Times New Roman" w:hAnsi="Times New Roman"/>
-          <w:color w:val="000000"/>
-          <w:sz w:val="24"/>
-        </w:rPr>
-        <w:t>.</w:t>
-      </w:r>
-    </w:p>
-    <w:p>
-      <w:pPr>
-        <w:spacing w:line="240" w:lineRule="auto"/>
-        <w:rPr>
-          <w:rFonts w:ascii="Times New Roman" w:hAnsi="Times New Roman"/>
-          <w:sz w:val="24"/>
-        </w:rPr>
-      </w:pPr>
-      <w:r>
-        <w:rPr>
-          <w:rFonts w:ascii="Times New Roman" w:hAnsi="Times New Roman"/>
-          <w:sz w:val="24"/>
-        </w:rPr>
-        <w:t>І нині, і повсякчас, і на віки вічні. Амінь.</w:t>
-      </w:r>
-    </w:p>
-    <w:p>
-      <w:pPr>
-        <w:spacing w:line="240" w:lineRule="auto"/>
-        <w:rPr>
-          <w:rFonts w:ascii="Times New Roman" w:hAnsi="Times New Roman"/>
-          <w:sz w:val="24"/>
-        </w:rPr>
-      </w:pPr>
-      <w:r>
-        <w:rPr>
-          <w:rFonts w:ascii="Times New Roman" w:hAnsi="Times New Roman"/>
-          <w:sz w:val="24"/>
-        </w:rPr>
-        <w:t>Тому, що не маємо сміливости задля великих гріхів наших,* ти, Богородице Діво, Народженого від тебе благай,* бо вельми могутня молитва Матері до милосердя Владики.* Не погордуй благаннями грішних, Всечиста,* бо милостивий і спасти може той,* хто й страждати за нас ізволив.</w:t>
-      </w:r>
-    </w:p>
-    <w:p>
-      <w:pPr>
-        <w:spacing w:line="240" w:lineRule="auto"/>
-        <w:jc w:val="center"/>
-        <w:rPr>
-          <w:rFonts w:ascii="Times New Roman" w:hAnsi="Times New Roman"/>
-          <w:i/>
-          <w:color w:val="FF0000"/>
-          <w:sz w:val="24"/>
-        </w:rPr>
-      </w:pPr>
-      <w:r>
-        <w:rPr>
-          <w:rFonts w:ascii="Times New Roman" w:hAnsi="Times New Roman"/>
-          <w:i/>
-          <w:color w:val="FF0000"/>
-          <w:sz w:val="24"/>
-        </w:rPr>
-        <w:t>*****</w:t>
-      </w:r>
-    </w:p>
-    <w:p>
-      <w:pPr>
-        <w:spacing w:line="240" w:lineRule="auto"/>
-        <w:rPr>
-          <w:rFonts w:ascii="Times New Roman" w:hAnsi="Times New Roman"/>
-          <w:sz w:val="24"/>
-        </w:rPr>
-      </w:pPr>
-      <w:r>
-        <w:rPr>
-          <w:rFonts w:ascii="Times New Roman" w:hAnsi="Times New Roman"/>
-          <w:sz w:val="24"/>
-        </w:rPr>
-        <w:t>Негайно пошли нам щедроти твої, Господи,* бо зубожіли дуже ми.* Поможи нам, Боже, Спасителю наш,* задля слави імени твого. Господи, визволь нас* і очисти гріхи наші задля імени твого.</w:t>
-      </w:r>
-      <w:r>
-        <w:rPr>
-          <w:rFonts w:ascii="Times New Roman" w:hAnsi="Times New Roman"/>
-          <w:i/>
-          <w:color w:val="FF0000"/>
-          <w:sz w:val="24"/>
-        </w:rPr>
-        <w:t xml:space="preserve"> (Пс. 78:8-9)</w:t>
-      </w:r>
-    </w:p>
-    <w:p>
-      <w:pPr>
-        <w:spacing w:line="240" w:lineRule="auto"/>
-        <w:jc w:val="center"/>
-        <w:rPr>
-          <w:rFonts w:ascii="Times New Roman" w:hAnsi="Times New Roman"/>
-          <w:sz w:val="24"/>
-        </w:rPr>
-      </w:pPr>
-      <w:r>
-        <w:rPr>
-          <w:rFonts w:ascii="Times New Roman" w:hAnsi="Times New Roman"/>
-          <w:i/>
-          <w:color w:val="FF0000"/>
-          <w:sz w:val="24"/>
-        </w:rPr>
-        <w:t>*****</w:t>
-      </w:r>
-    </w:p>
-    <w:p>
-      <w:pPr>
-        <w:spacing w:line="240" w:lineRule="auto"/>
-        <w:rPr>
-          <w:rFonts w:ascii="Times New Roman" w:hAnsi="Times New Roman"/>
-          <w:sz w:val="24"/>
-        </w:rPr>
-      </w:pPr>
-      <w:r>
-        <w:rPr>
-          <w:rFonts w:ascii="Times New Roman" w:hAnsi="Times New Roman"/>
-          <w:sz w:val="24"/>
-        </w:rPr>
-        <w:t xml:space="preserve">Святий Боже, святий Кріпкий, святий Безсмертний, помилуй нас </w:t>
-      </w:r>
-      <w:r>
-        <w:rPr>
-          <w:rFonts w:ascii="Times New Roman" w:hAnsi="Times New Roman"/>
-          <w:i/>
-          <w:color w:val="FF0000"/>
-          <w:sz w:val="24"/>
-        </w:rPr>
-        <w:t>(3 р.)</w:t>
-      </w:r>
-      <w:r>
-        <w:rPr>
-          <w:rFonts w:ascii="Times New Roman" w:hAnsi="Times New Roman"/>
-          <w:sz w:val="24"/>
-        </w:rPr>
-        <w:t>.</w:t>
-      </w:r>
-    </w:p>
-    <w:p>
-      <w:pPr>
-        <w:spacing w:line="240" w:lineRule="auto"/>
-        <w:rPr>
-          <w:rFonts w:ascii="Times New Roman" w:hAnsi="Times New Roman"/>
-          <w:sz w:val="24"/>
-        </w:rPr>
-      </w:pPr>
-      <w:r>
-        <w:rPr>
-          <w:rFonts w:ascii="Times New Roman" w:hAnsi="Times New Roman"/>
-          <w:sz w:val="24"/>
-        </w:rPr>
-        <w:t>Слава Отцю, і Сину, і Святому Духові,* і нині, і повсякчас, і на віки вічні. Амінь.</w:t>
-      </w:r>
-    </w:p>
-    <w:p>
-      <w:pPr>
-        <w:spacing w:line="240" w:lineRule="auto"/>
-        <w:rPr>
-          <w:rFonts w:ascii="Times New Roman" w:hAnsi="Times New Roman"/>
-          <w:sz w:val="24"/>
-        </w:rPr>
-      </w:pPr>
-      <w:r>
-        <w:rPr>
-          <w:rFonts w:ascii="Times New Roman" w:hAnsi="Times New Roman"/>
-          <w:sz w:val="24"/>
-        </w:rPr>
-        <w:t>Пресвята Тройце, помилуй нас;* Господи, очисти гріхи наші;* Владико, прости беззаконня наші;* Святий, завітай і зціли немочі наші імени твого ради.</w:t>
-      </w:r>
-    </w:p>
-    <w:p>
-      <w:pPr>
-        <w:spacing w:line="240" w:lineRule="auto"/>
-        <w:rPr>
-          <w:rFonts w:ascii="Times New Roman" w:hAnsi="Times New Roman"/>
-          <w:sz w:val="24"/>
-        </w:rPr>
-      </w:pPr>
-      <w:r>
-        <w:rPr>
-          <w:rFonts w:ascii="Times New Roman" w:hAnsi="Times New Roman"/>
-          <w:sz w:val="24"/>
-        </w:rPr>
-        <w:t xml:space="preserve">Господи, помилуй </w:t>
-      </w:r>
-      <w:r>
-        <w:rPr>
-          <w:rFonts w:ascii="Times New Roman" w:hAnsi="Times New Roman"/>
-          <w:i/>
-          <w:color w:val="FF0000"/>
-          <w:sz w:val="24"/>
-        </w:rPr>
-        <w:t>(3 р.)</w:t>
-      </w:r>
-      <w:r>
-        <w:rPr>
-          <w:rFonts w:ascii="Times New Roman" w:hAnsi="Times New Roman"/>
-          <w:sz w:val="24"/>
-        </w:rPr>
-        <w:t>.</w:t>
-      </w:r>
-    </w:p>
-    <w:p>
-      <w:pPr>
-        <w:spacing w:line="240" w:lineRule="auto"/>
-        <w:rPr>
-          <w:rFonts w:ascii="Times New Roman" w:hAnsi="Times New Roman"/>
-          <w:sz w:val="24"/>
-        </w:rPr>
-      </w:pPr>
-      <w:r>
-        <w:rPr>
-          <w:rFonts w:ascii="Times New Roman" w:hAnsi="Times New Roman"/>
-          <w:sz w:val="24"/>
-        </w:rPr>
-        <w:t>Слава Отцю, і Сину, і Святому Духові,* і нині, і повсякчас, і на віки вічні. Амінь.</w:t>
-      </w:r>
-    </w:p>
-    <w:p>
-      <w:pPr>
-        <w:spacing w:line="240" w:lineRule="auto"/>
-        <w:rPr>
-          <w:rFonts w:ascii="Times New Roman" w:hAnsi="Times New Roman"/>
-          <w:sz w:val="24"/>
-        </w:rPr>
-      </w:pPr>
-      <w:r>
-        <w:rPr>
-          <w:rFonts w:ascii="Times New Roman" w:hAnsi="Times New Roman"/>
-          <w:sz w:val="24"/>
-        </w:rPr>
-        <w:t>Отче наш, що єси на небесах,* нехай святиться ім’я твоє,* нехай прийде царство твоє,* нехай буде воля твоя, як на небі, так і на землі.* Хліб наш насущний дай нам сьогодні,* і прости нам провини наші,* як і ми прощаємо винуватцям нашим,* і не введи нас у спокусу,* але визволи нас від лукавого.</w:t>
-      </w:r>
-    </w:p>
-    <w:p>
-      <w:pPr>
-        <w:spacing w:line="240" w:lineRule="auto"/>
-        <w:rPr>
-          <w:rFonts w:ascii="Times New Roman" w:hAnsi="Times New Roman"/>
-          <w:sz w:val="24"/>
-        </w:rPr>
-      </w:pPr>
-      <w:r>
-        <w:rPr>
-          <w:rFonts w:ascii="Times New Roman" w:hAnsi="Times New Roman"/>
-          <w:i/>
-          <w:color w:val="FF0000"/>
-          <w:sz w:val="24"/>
-        </w:rPr>
-        <w:t xml:space="preserve">Священик: </w:t>
-      </w:r>
-      <w:r>
-        <w:rPr>
-          <w:rFonts w:ascii="Times New Roman" w:hAnsi="Times New Roman"/>
-          <w:sz w:val="24"/>
-        </w:rPr>
-        <w:t>Бо твоє є царство, і сила, і слава, Отця, і Сина, і Святого Духа, нині і повсякчас, і на віки вічні.</w:t>
-      </w:r>
-    </w:p>
-    <w:p>
-      <w:pPr>
-        <w:spacing w:line="240" w:lineRule="auto"/>
-        <w:rPr>
-          <w:rFonts w:ascii="Times New Roman" w:hAnsi="Times New Roman"/>
-          <w:sz w:val="24"/>
-        </w:rPr>
-      </w:pPr>
-      <w:r>
-        <w:rPr>
-          <w:rFonts w:ascii="Times New Roman" w:hAnsi="Times New Roman"/>
-          <w:i/>
-          <w:color w:val="FF0000"/>
-          <w:sz w:val="24"/>
-        </w:rPr>
-        <w:t xml:space="preserve">Вірні: </w:t>
-      </w:r>
-      <w:r>
-        <w:rPr>
-          <w:rFonts w:ascii="Times New Roman" w:hAnsi="Times New Roman"/>
-          <w:sz w:val="24"/>
-        </w:rPr>
-        <w:t>Амінь.</w:t>
-      </w:r>
-    </w:p>
-    <w:p>
-      <w:r>
-        <w:rPr>
-          <w:rFonts w:ascii="Times New Roman" w:hAnsi="Times New Roman"/>
-          <w:i/>
-          <w:color w:val="FF4400"/>
-          <w:sz w:val="24"/>
-        </w:rPr>
-        <w:t>Кондак (г. 8):</w:t>
-      </w:r>
-      <w:r>
-        <w:rPr>
-          <w:rFonts w:ascii="Times New Roman" w:hAnsi="Times New Roman"/>
-          <w:color w:val="000000"/>
-          <w:sz w:val="24"/>
-        </w:rPr>
-        <w:t xml:space="preserve"> </w:t>
-      </w:r>
-      <w:r>
-        <w:rPr>
-          <w:rFonts w:ascii="Times New Roman" w:hAnsi="Times New Roman"/>
-          <w:color w:val="000000"/>
-          <w:sz w:val="24"/>
-        </w:rPr>
-        <w:t>Lorem ipsum</w:t>
+        <w:t>Ра́дуватися мироно́сицям повелі́в Ти,* плач прама́тері Є́ви втихомири́в Ти воскресі́нням Твої́м, Хри́сте Бо́же,* апо́столам же Твої́м пропові́дувати повелі́в Ти:* Спас воскре́с із гро́бу.</w:t>
       </w:r>
     </w:p>
     <w:bookmarkEnd w:id="0"/>
